--- a/Morphological Operations/Morphological Operations.docx
+++ b/Morphological Operations/Morphological Operations.docx
@@ -2,8 +2,215 @@
 <file path=word/document.xml><?xml version="1.0" encoding="utf-8"?>
 <w:document xmlns:wpc="http://schemas.microsoft.com/office/word/2010/wordprocessingCanvas" xmlns:cx="http://schemas.microsoft.com/office/drawing/2014/chartex" xmlns:cx1="http://schemas.microsoft.com/office/drawing/2015/9/8/chartex" xmlns:cx2="http://schemas.microsoft.com/office/drawing/2015/10/21/chartex" xmlns:cx3="http://schemas.microsoft.com/office/drawing/2016/5/9/chartex" xmlns:cx4="http://schemas.microsoft.com/office/drawing/2016/5/10/chartex" xmlns:cx5="http://schemas.microsoft.com/office/drawing/2016/5/11/chartex" xmlns:cx6="http://schemas.microsoft.com/office/drawing/2016/5/12/chartex" xmlns:cx7="http://schemas.microsoft.com/office/drawing/2016/5/13/chartex" xmlns:cx8="http://schemas.microsoft.com/office/drawing/2016/5/14/chartex" xmlns:mc="http://schemas.openxmlformats.org/markup-compatibility/2006" xmlns:aink="http://schemas.microsoft.com/office/drawing/2016/ink" xmlns:am3d="http://schemas.microsoft.com/office/drawing/2017/model3d" xmlns:o="urn:schemas-microsoft-com:office:office" xmlns:oel="http://schemas.microsoft.com/office/2019/extlst" xmlns:r="http://schemas.openxmlformats.org/officeDocument/2006/relationships" xmlns:m="http://schemas.openxmlformats.org/officeDocument/2006/math" xmlns:v="urn:schemas-microsoft-com:vml" xmlns:wp14="http://schemas.microsoft.com/office/word/2010/wordprocessingDrawing" xmlns:wp="http://schemas.openxmlformats.org/drawingml/2006/wordprocessingDrawing" xmlns:w10="urn:schemas-microsoft-com:office:word" xmlns:w="http://schemas.openxmlformats.org/wordprocessingml/2006/main" xmlns:w14="http://schemas.microsoft.com/office/word/2010/wordml" xmlns:w15="http://schemas.microsoft.com/office/word/2012/wordml" xmlns:w16cex="http://schemas.microsoft.com/office/word/2018/wordml/cex" xmlns:w16cid="http://schemas.microsoft.com/office/word/2016/wordml/cid" xmlns:w16="http://schemas.microsoft.com/office/word/2018/wordml" xmlns:w16du="http://schemas.microsoft.com/office/word/2023/wordml/word16du" xmlns:w16sdtdh="http://schemas.microsoft.com/office/word/2020/wordml/sdtdatahash" xmlns:w16sdtfl="http://schemas.microsoft.com/office/word/2024/wordml/sdtformatlock" xmlns:w16se="http://schemas.microsoft.com/office/word/2015/wordml/symex" xmlns:wpg="http://schemas.microsoft.com/office/word/2010/wordprocessingGroup" xmlns:wpi="http://schemas.microsoft.com/office/word/2010/wordprocessingInk" xmlns:wne="http://schemas.microsoft.com/office/word/2006/wordml" xmlns:wps="http://schemas.microsoft.com/office/word/2010/wordprocessingShape" mc:Ignorable="w14 w15 w16se w16cid w16 w16cex w16sdtdh w16sdtfl w16du wp14">
   <w:body>
+    <w:p>
+      <w:pPr>
+        <w:pStyle w:val="Heading1"/>
+        <w:jc w:val="center"/>
+      </w:pPr>
+    </w:p>
+    <w:p>
+      <w:pPr>
+        <w:jc w:val="center"/>
+        <w:rPr>
+          <w:sz w:val="40"/>
+          <w:szCs w:val="40"/>
+        </w:rPr>
+      </w:pPr>
+    </w:p>
+    <w:p>
+      <w:pPr>
+        <w:jc w:val="center"/>
+        <w:rPr>
+          <w:sz w:val="40"/>
+          <w:szCs w:val="40"/>
+        </w:rPr>
+      </w:pPr>
+    </w:p>
+    <w:p>
+      <w:pPr>
+        <w:jc w:val="center"/>
+        <w:rPr>
+          <w:sz w:val="40"/>
+          <w:szCs w:val="40"/>
+        </w:rPr>
+      </w:pPr>
+      <w:r>
+        <w:rPr>
+          <w:sz w:val="40"/>
+          <w:szCs w:val="40"/>
+        </w:rPr>
+        <w:t xml:space="preserve">Title of report: </w:t>
+      </w:r>
+      <w:r>
+        <w:rPr>
+          <w:sz w:val="40"/>
+          <w:szCs w:val="40"/>
+        </w:rPr>
+        <w:t>Morphological Operations</w:t>
+      </w:r>
+      <w:r>
+        <w:rPr>
+          <w:sz w:val="40"/>
+          <w:szCs w:val="40"/>
+        </w:rPr>
+        <w:t xml:space="preserve"> Task</w:t>
+      </w:r>
+    </w:p>
+    <w:p>
+      <w:pPr>
+        <w:jc w:val="center"/>
+        <w:rPr>
+          <w:sz w:val="40"/>
+          <w:szCs w:val="40"/>
+        </w:rPr>
+      </w:pPr>
+      <w:r>
+        <w:rPr>
+          <w:sz w:val="40"/>
+          <w:szCs w:val="40"/>
+        </w:rPr>
+        <w:t>Prepared for: Mr Umair</w:t>
+      </w:r>
+    </w:p>
+    <w:p>
+      <w:pPr>
+        <w:jc w:val="center"/>
+        <w:rPr>
+          <w:sz w:val="40"/>
+          <w:szCs w:val="40"/>
+        </w:rPr>
+      </w:pPr>
+      <w:r>
+        <w:rPr>
+          <w:sz w:val="40"/>
+          <w:szCs w:val="40"/>
+        </w:rPr>
+        <w:t>Prepared by: Mohsin Saeed</w:t>
+      </w:r>
+    </w:p>
+    <w:p>
+      <w:pPr>
+        <w:jc w:val="center"/>
+        <w:rPr>
+          <w:sz w:val="40"/>
+          <w:szCs w:val="40"/>
+        </w:rPr>
+      </w:pPr>
+      <w:r>
+        <w:rPr>
+          <w:sz w:val="40"/>
+          <w:szCs w:val="40"/>
+        </w:rPr>
+        <w:t>23</w:t>
+      </w:r>
+      <w:r>
+        <w:rPr>
+          <w:sz w:val="40"/>
+          <w:szCs w:val="40"/>
+        </w:rPr>
+        <w:t>-Jun-26</w:t>
+      </w:r>
+    </w:p>
+    <w:p>
+      <w:pPr>
+        <w:jc w:val="center"/>
+        <w:rPr>
+          <w:sz w:val="40"/>
+          <w:szCs w:val="40"/>
+        </w:rPr>
+      </w:pPr>
+    </w:p>
+    <w:p>
+      <w:pPr>
+        <w:jc w:val="center"/>
+        <w:rPr>
+          <w:sz w:val="40"/>
+          <w:szCs w:val="40"/>
+        </w:rPr>
+      </w:pPr>
+    </w:p>
+    <w:p>
+      <w:pPr>
+        <w:jc w:val="center"/>
+        <w:rPr>
+          <w:sz w:val="40"/>
+          <w:szCs w:val="40"/>
+        </w:rPr>
+      </w:pPr>
+    </w:p>
+    <w:p>
+      <w:pPr>
+        <w:jc w:val="center"/>
+        <w:rPr>
+          <w:sz w:val="40"/>
+          <w:szCs w:val="40"/>
+        </w:rPr>
+      </w:pPr>
+    </w:p>
+    <w:p>
+      <w:pPr>
+        <w:jc w:val="center"/>
+        <w:rPr>
+          <w:sz w:val="40"/>
+          <w:szCs w:val="40"/>
+        </w:rPr>
+      </w:pPr>
+    </w:p>
+    <w:p>
+      <w:pPr>
+        <w:jc w:val="center"/>
+        <w:rPr>
+          <w:sz w:val="40"/>
+          <w:szCs w:val="40"/>
+        </w:rPr>
+      </w:pPr>
+    </w:p>
+    <w:p>
+      <w:pPr>
+        <w:jc w:val="center"/>
+        <w:rPr>
+          <w:sz w:val="40"/>
+          <w:szCs w:val="40"/>
+        </w:rPr>
+      </w:pPr>
+    </w:p>
+    <w:p>
+      <w:pPr>
+        <w:jc w:val="center"/>
+        <w:rPr>
+          <w:sz w:val="40"/>
+          <w:szCs w:val="40"/>
+        </w:rPr>
+      </w:pPr>
+    </w:p>
+    <w:p>
+      <w:pPr>
+        <w:jc w:val="center"/>
+        <w:rPr>
+          <w:sz w:val="40"/>
+          <w:szCs w:val="40"/>
+        </w:rPr>
+      </w:pPr>
+    </w:p>
+    <w:p>
+      <w:pPr>
+        <w:jc w:val="center"/>
+        <w:rPr>
+          <w:sz w:val="40"/>
+          <w:szCs w:val="40"/>
+        </w:rPr>
+      </w:pPr>
+    </w:p>
     <w:sdt>
       <w:sdtPr>
+        <w:rPr>
+          <w:rFonts w:asciiTheme="minorHAnsi" w:eastAsiaTheme="minorHAnsi" w:hAnsiTheme="minorHAnsi" w:cstheme="minorBidi"/>
+          <w:color w:val="auto"/>
+          <w:kern w:val="2"/>
+          <w:sz w:val="24"/>
+          <w:szCs w:val="24"/>
+          <w14:ligatures w14:val="standardContextual"/>
+        </w:rPr>
         <w:id w:val="-1283490051"/>
         <w:docPartObj>
           <w:docPartGallery w:val="Table of Contents"/>
@@ -12,21 +219,23 @@
       </w:sdtPr>
       <w:sdtEndPr>
         <w:rPr>
-          <w:rFonts w:asciiTheme="minorHAnsi" w:eastAsiaTheme="minorHAnsi" w:hAnsiTheme="minorHAnsi" w:cstheme="minorBidi"/>
           <w:b/>
           <w:bCs/>
           <w:noProof/>
-          <w:color w:val="auto"/>
-          <w:kern w:val="2"/>
-          <w:sz w:val="24"/>
-          <w:szCs w:val="24"/>
-          <w14:ligatures w14:val="standardContextual"/>
         </w:rPr>
       </w:sdtEndPr>
       <w:sdtContent>
         <w:p>
           <w:pPr>
             <w:pStyle w:val="TOCHeading"/>
+            <w:rPr>
+              <w:rFonts w:asciiTheme="minorHAnsi" w:eastAsiaTheme="minorHAnsi" w:hAnsiTheme="minorHAnsi" w:cstheme="minorBidi"/>
+              <w:color w:val="auto"/>
+              <w:kern w:val="2"/>
+              <w:sz w:val="24"/>
+              <w:szCs w:val="24"/>
+              <w14:ligatures w14:val="standardContextual"/>
+            </w:rPr>
           </w:pPr>
           <w:r>
             <w:t>Contents</w:t>
@@ -52,7 +261,7 @@
           <w:r>
             <w:fldChar w:fldCharType="separate"/>
           </w:r>
-          <w:hyperlink w:anchor="_Toc232715847" w:history="1">
+          <w:hyperlink w:anchor="_Toc233106191" w:history="1">
             <w:r>
               <w:rPr>
                 <w:rStyle w:val="Hyperlink"/>
@@ -79,7 +288,7 @@
                 <w:noProof/>
                 <w:webHidden/>
               </w:rPr>
-              <w:instrText xml:space="preserve"> PAGEREF _Toc232715847 \h </w:instrText>
+              <w:instrText xml:space="preserve"> PAGEREF _Toc233106191 \h </w:instrText>
             </w:r>
             <w:r>
               <w:rPr>
@@ -99,7 +308,7 @@
                 <w:noProof/>
                 <w:webHidden/>
               </w:rPr>
-              <w:t>2</w:t>
+              <w:t>3</w:t>
             </w:r>
             <w:r>
               <w:rPr>
@@ -121,7 +330,7 @@
               <w:noProof/>
             </w:rPr>
           </w:pPr>
-          <w:hyperlink w:anchor="_Toc232715848" w:history="1">
+          <w:hyperlink w:anchor="_Toc233106192" w:history="1">
             <w:r>
               <w:rPr>
                 <w:rStyle w:val="Hyperlink"/>
@@ -148,7 +357,7 @@
                 <w:noProof/>
                 <w:webHidden/>
               </w:rPr>
-              <w:instrText xml:space="preserve"> PAGEREF _Toc232715848 \h </w:instrText>
+              <w:instrText xml:space="preserve"> PAGEREF _Toc233106192 \h </w:instrText>
             </w:r>
             <w:r>
               <w:rPr>
@@ -168,7 +377,7 @@
                 <w:noProof/>
                 <w:webHidden/>
               </w:rPr>
-              <w:t>2</w:t>
+              <w:t>3</w:t>
             </w:r>
             <w:r>
               <w:rPr>
@@ -190,7 +399,7 @@
               <w:noProof/>
             </w:rPr>
           </w:pPr>
-          <w:hyperlink w:anchor="_Toc232715849" w:history="1">
+          <w:hyperlink w:anchor="_Toc233106193" w:history="1">
             <w:r>
               <w:rPr>
                 <w:rStyle w:val="Hyperlink"/>
@@ -217,7 +426,7 @@
                 <w:noProof/>
                 <w:webHidden/>
               </w:rPr>
-              <w:instrText xml:space="preserve"> PAGEREF _Toc232715849 \h </w:instrText>
+              <w:instrText xml:space="preserve"> PAGEREF _Toc233106193 \h </w:instrText>
             </w:r>
             <w:r>
               <w:rPr>
@@ -237,7 +446,7 @@
                 <w:noProof/>
                 <w:webHidden/>
               </w:rPr>
-              <w:t>2</w:t>
+              <w:t>3</w:t>
             </w:r>
             <w:r>
               <w:rPr>
@@ -259,7 +468,7 @@
               <w:noProof/>
             </w:rPr>
           </w:pPr>
-          <w:hyperlink w:anchor="_Toc232715850" w:history="1">
+          <w:hyperlink w:anchor="_Toc233106194" w:history="1">
             <w:r>
               <w:rPr>
                 <w:rStyle w:val="Hyperlink"/>
@@ -286,7 +495,7 @@
                 <w:noProof/>
                 <w:webHidden/>
               </w:rPr>
-              <w:instrText xml:space="preserve"> PAGEREF _Toc232715850 \h </w:instrText>
+              <w:instrText xml:space="preserve"> PAGEREF _Toc233106194 \h </w:instrText>
             </w:r>
             <w:r>
               <w:rPr>
@@ -306,7 +515,7 @@
                 <w:noProof/>
                 <w:webHidden/>
               </w:rPr>
-              <w:t>2</w:t>
+              <w:t>3</w:t>
             </w:r>
             <w:r>
               <w:rPr>
@@ -328,7 +537,7 @@
               <w:noProof/>
             </w:rPr>
           </w:pPr>
-          <w:hyperlink w:anchor="_Toc232715851" w:history="1">
+          <w:hyperlink w:anchor="_Toc233106195" w:history="1">
             <w:r>
               <w:rPr>
                 <w:rStyle w:val="Hyperlink"/>
@@ -355,7 +564,7 @@
                 <w:noProof/>
                 <w:webHidden/>
               </w:rPr>
-              <w:instrText xml:space="preserve"> PAGEREF _Toc232715851 \h </w:instrText>
+              <w:instrText xml:space="preserve"> PAGEREF _Toc233106195 \h </w:instrText>
             </w:r>
             <w:r>
               <w:rPr>
@@ -375,7 +584,7 @@
                 <w:noProof/>
                 <w:webHidden/>
               </w:rPr>
-              <w:t>3</w:t>
+              <w:t>4</w:t>
             </w:r>
             <w:r>
               <w:rPr>
@@ -397,7 +606,7 @@
               <w:noProof/>
             </w:rPr>
           </w:pPr>
-          <w:hyperlink w:anchor="_Toc232715852" w:history="1">
+          <w:hyperlink w:anchor="_Toc233106196" w:history="1">
             <w:r>
               <w:rPr>
                 <w:rStyle w:val="Hyperlink"/>
@@ -425,7 +634,7 @@
                 <w:noProof/>
                 <w:webHidden/>
               </w:rPr>
-              <w:instrText xml:space="preserve"> PAGEREF _Toc232715852 \h </w:instrText>
+              <w:instrText xml:space="preserve"> PAGEREF _Toc233106196 \h </w:instrText>
             </w:r>
             <w:r>
               <w:rPr>
@@ -445,7 +654,7 @@
                 <w:noProof/>
                 <w:webHidden/>
               </w:rPr>
-              <w:t>3</w:t>
+              <w:t>4</w:t>
             </w:r>
             <w:r>
               <w:rPr>
@@ -467,7 +676,7 @@
               <w:noProof/>
             </w:rPr>
           </w:pPr>
-          <w:hyperlink w:anchor="_Toc232715853" w:history="1">
+          <w:hyperlink w:anchor="_Toc233106197" w:history="1">
             <w:r>
               <w:rPr>
                 <w:rStyle w:val="Hyperlink"/>
@@ -494,7 +703,7 @@
                 <w:noProof/>
                 <w:webHidden/>
               </w:rPr>
-              <w:instrText xml:space="preserve"> PAGEREF _Toc232715853 \h </w:instrText>
+              <w:instrText xml:space="preserve"> PAGEREF _Toc233106197 \h </w:instrText>
             </w:r>
             <w:r>
               <w:rPr>
@@ -514,7 +723,7 @@
                 <w:noProof/>
                 <w:webHidden/>
               </w:rPr>
-              <w:t>3</w:t>
+              <w:t>4</w:t>
             </w:r>
             <w:r>
               <w:rPr>
@@ -536,7 +745,7 @@
               <w:noProof/>
             </w:rPr>
           </w:pPr>
-          <w:hyperlink w:anchor="_Toc232715854" w:history="1">
+          <w:hyperlink w:anchor="_Toc233106198" w:history="1">
             <w:r>
               <w:rPr>
                 <w:rStyle w:val="Hyperlink"/>
@@ -563,7 +772,7 @@
                 <w:noProof/>
                 <w:webHidden/>
               </w:rPr>
-              <w:instrText xml:space="preserve"> PAGEREF _Toc232715854 \h </w:instrText>
+              <w:instrText xml:space="preserve"> PAGEREF _Toc233106198 \h </w:instrText>
             </w:r>
             <w:r>
               <w:rPr>
@@ -583,7 +792,7 @@
                 <w:noProof/>
                 <w:webHidden/>
               </w:rPr>
-              <w:t>3</w:t>
+              <w:t>4</w:t>
             </w:r>
             <w:r>
               <w:rPr>
@@ -605,7 +814,7 @@
               <w:noProof/>
             </w:rPr>
           </w:pPr>
-          <w:hyperlink w:anchor="_Toc232715855" w:history="1">
+          <w:hyperlink w:anchor="_Toc233106199" w:history="1">
             <w:r>
               <w:rPr>
                 <w:rStyle w:val="Hyperlink"/>
@@ -632,7 +841,7 @@
                 <w:noProof/>
                 <w:webHidden/>
               </w:rPr>
-              <w:instrText xml:space="preserve"> PAGEREF _Toc232715855 \h </w:instrText>
+              <w:instrText xml:space="preserve"> PAGEREF _Toc233106199 \h </w:instrText>
             </w:r>
             <w:r>
               <w:rPr>
@@ -652,7 +861,7 @@
                 <w:noProof/>
                 <w:webHidden/>
               </w:rPr>
-              <w:t>3</w:t>
+              <w:t>4</w:t>
             </w:r>
             <w:r>
               <w:rPr>
@@ -674,13 +883,13 @@
               <w:noProof/>
             </w:rPr>
           </w:pPr>
-          <w:hyperlink w:anchor="_Toc232715856" w:history="1">
+          <w:hyperlink w:anchor="_Toc233106200" w:history="1">
             <w:r>
               <w:rPr>
                 <w:rStyle w:val="Hyperlink"/>
                 <w:noProof/>
               </w:rPr>
-              <w:t>White Top-Hat Transform:</w:t>
+              <w:t>Black Top-Hat Transform:</w:t>
             </w:r>
             <w:r>
               <w:rPr>
@@ -701,7 +910,7 @@
                 <w:noProof/>
                 <w:webHidden/>
               </w:rPr>
-              <w:instrText xml:space="preserve"> PAGEREF _Toc232715856 \h </w:instrText>
+              <w:instrText xml:space="preserve"> PAGEREF _Toc233106200 \h </w:instrText>
             </w:r>
             <w:r>
               <w:rPr>
@@ -721,7 +930,7 @@
                 <w:noProof/>
                 <w:webHidden/>
               </w:rPr>
-              <w:t>3</w:t>
+              <w:t>4</w:t>
             </w:r>
             <w:r>
               <w:rPr>
@@ -743,7 +952,7 @@
               <w:noProof/>
             </w:rPr>
           </w:pPr>
-          <w:hyperlink w:anchor="_Toc232715857" w:history="1">
+          <w:hyperlink w:anchor="_Toc233106201" w:history="1">
             <w:r>
               <w:rPr>
                 <w:rStyle w:val="Hyperlink"/>
@@ -770,7 +979,7 @@
                 <w:noProof/>
                 <w:webHidden/>
               </w:rPr>
-              <w:instrText xml:space="preserve"> PAGEREF _Toc232715857 \h </w:instrText>
+              <w:instrText xml:space="preserve"> PAGEREF _Toc233106201 \h </w:instrText>
             </w:r>
             <w:r>
               <w:rPr>
@@ -790,7 +999,7 @@
                 <w:noProof/>
                 <w:webHidden/>
               </w:rPr>
-              <w:t>3</w:t>
+              <w:t>4</w:t>
             </w:r>
             <w:r>
               <w:rPr>
@@ -812,7 +1021,7 @@
               <w:noProof/>
             </w:rPr>
           </w:pPr>
-          <w:hyperlink w:anchor="_Toc232715858" w:history="1">
+          <w:hyperlink w:anchor="_Toc233106202" w:history="1">
             <w:r>
               <w:rPr>
                 <w:rStyle w:val="Hyperlink"/>
@@ -839,7 +1048,7 @@
                 <w:noProof/>
                 <w:webHidden/>
               </w:rPr>
-              <w:instrText xml:space="preserve"> PAGEREF _Toc232715858 \h </w:instrText>
+              <w:instrText xml:space="preserve"> PAGEREF _Toc233106202 \h </w:instrText>
             </w:r>
             <w:r>
               <w:rPr>
@@ -859,7 +1068,7 @@
                 <w:noProof/>
                 <w:webHidden/>
               </w:rPr>
-              <w:t>4</w:t>
+              <w:t>5</w:t>
             </w:r>
             <w:r>
               <w:rPr>
@@ -881,13 +1090,13 @@
               <w:noProof/>
             </w:rPr>
           </w:pPr>
-          <w:hyperlink w:anchor="_Toc232715859" w:history="1">
+          <w:hyperlink w:anchor="_Toc233106203" w:history="1">
             <w:r>
               <w:rPr>
                 <w:rStyle w:val="Hyperlink"/>
                 <w:noProof/>
               </w:rPr>
-              <w:t>Structuring Element</w:t>
+              <w:t>Implementation</w:t>
             </w:r>
             <w:r>
               <w:rPr>
@@ -908,7 +1117,7 @@
                 <w:noProof/>
                 <w:webHidden/>
               </w:rPr>
-              <w:instrText xml:space="preserve"> PAGEREF _Toc232715859 \h </w:instrText>
+              <w:instrText xml:space="preserve"> PAGEREF _Toc233106203 \h </w:instrText>
             </w:r>
             <w:r>
               <w:rPr>
@@ -928,7 +1137,490 @@
                 <w:noProof/>
                 <w:webHidden/>
               </w:rPr>
-              <w:t>4</w:t>
+              <w:t>5</w:t>
+            </w:r>
+            <w:r>
+              <w:rPr>
+                <w:noProof/>
+                <w:webHidden/>
+              </w:rPr>
+              <w:fldChar w:fldCharType="end"/>
+            </w:r>
+          </w:hyperlink>
+        </w:p>
+        <w:p>
+          <w:pPr>
+            <w:pStyle w:val="TOC2"/>
+            <w:tabs>
+              <w:tab w:val="right" w:leader="dot" w:pos="9350"/>
+            </w:tabs>
+            <w:rPr>
+              <w:rFonts w:eastAsiaTheme="minorEastAsia"/>
+              <w:noProof/>
+            </w:rPr>
+          </w:pPr>
+          <w:hyperlink w:anchor="_Toc233106204" w:history="1">
+            <w:r>
+              <w:rPr>
+                <w:rStyle w:val="Hyperlink"/>
+                <w:noProof/>
+              </w:rPr>
+              <w:t>Step-by-step Analysis</w:t>
+            </w:r>
+            <w:r>
+              <w:rPr>
+                <w:noProof/>
+                <w:webHidden/>
+              </w:rPr>
+              <w:tab/>
+            </w:r>
+            <w:r>
+              <w:rPr>
+                <w:noProof/>
+                <w:webHidden/>
+              </w:rPr>
+              <w:fldChar w:fldCharType="begin"/>
+            </w:r>
+            <w:r>
+              <w:rPr>
+                <w:noProof/>
+                <w:webHidden/>
+              </w:rPr>
+              <w:instrText xml:space="preserve"> PAGEREF _Toc233106204 \h </w:instrText>
+            </w:r>
+            <w:r>
+              <w:rPr>
+                <w:noProof/>
+                <w:webHidden/>
+              </w:rPr>
+            </w:r>
+            <w:r>
+              <w:rPr>
+                <w:noProof/>
+                <w:webHidden/>
+              </w:rPr>
+              <w:fldChar w:fldCharType="separate"/>
+            </w:r>
+            <w:r>
+              <w:rPr>
+                <w:noProof/>
+                <w:webHidden/>
+              </w:rPr>
+              <w:t>5</w:t>
+            </w:r>
+            <w:r>
+              <w:rPr>
+                <w:noProof/>
+                <w:webHidden/>
+              </w:rPr>
+              <w:fldChar w:fldCharType="end"/>
+            </w:r>
+          </w:hyperlink>
+        </w:p>
+        <w:p>
+          <w:pPr>
+            <w:pStyle w:val="TOC3"/>
+            <w:tabs>
+              <w:tab w:val="right" w:leader="dot" w:pos="9350"/>
+            </w:tabs>
+            <w:rPr>
+              <w:rFonts w:eastAsiaTheme="minorEastAsia"/>
+              <w:noProof/>
+            </w:rPr>
+          </w:pPr>
+          <w:hyperlink w:anchor="_Toc233106205" w:history="1">
+            <w:r>
+              <w:rPr>
+                <w:rStyle w:val="Hyperlink"/>
+                <w:noProof/>
+              </w:rPr>
+              <w:t>1st Erosion — kernel (2,1)</w:t>
+            </w:r>
+            <w:r>
+              <w:rPr>
+                <w:noProof/>
+                <w:webHidden/>
+              </w:rPr>
+              <w:tab/>
+            </w:r>
+            <w:r>
+              <w:rPr>
+                <w:noProof/>
+                <w:webHidden/>
+              </w:rPr>
+              <w:fldChar w:fldCharType="begin"/>
+            </w:r>
+            <w:r>
+              <w:rPr>
+                <w:noProof/>
+                <w:webHidden/>
+              </w:rPr>
+              <w:instrText xml:space="preserve"> PAGEREF _Toc233106205 \h </w:instrText>
+            </w:r>
+            <w:r>
+              <w:rPr>
+                <w:noProof/>
+                <w:webHidden/>
+              </w:rPr>
+            </w:r>
+            <w:r>
+              <w:rPr>
+                <w:noProof/>
+                <w:webHidden/>
+              </w:rPr>
+              <w:fldChar w:fldCharType="separate"/>
+            </w:r>
+            <w:r>
+              <w:rPr>
+                <w:noProof/>
+                <w:webHidden/>
+              </w:rPr>
+              <w:t>5</w:t>
+            </w:r>
+            <w:r>
+              <w:rPr>
+                <w:noProof/>
+                <w:webHidden/>
+              </w:rPr>
+              <w:fldChar w:fldCharType="end"/>
+            </w:r>
+          </w:hyperlink>
+        </w:p>
+        <w:p>
+          <w:pPr>
+            <w:pStyle w:val="TOC3"/>
+            <w:tabs>
+              <w:tab w:val="right" w:leader="dot" w:pos="9350"/>
+            </w:tabs>
+            <w:rPr>
+              <w:rFonts w:eastAsiaTheme="minorEastAsia"/>
+              <w:noProof/>
+            </w:rPr>
+          </w:pPr>
+          <w:hyperlink w:anchor="_Toc233106206" w:history="1">
+            <w:r>
+              <w:rPr>
+                <w:rStyle w:val="Hyperlink"/>
+                <w:noProof/>
+              </w:rPr>
+              <w:t>2nd Erosion — kernel (1,2)</w:t>
+            </w:r>
+            <w:r>
+              <w:rPr>
+                <w:noProof/>
+                <w:webHidden/>
+              </w:rPr>
+              <w:tab/>
+            </w:r>
+            <w:r>
+              <w:rPr>
+                <w:noProof/>
+                <w:webHidden/>
+              </w:rPr>
+              <w:fldChar w:fldCharType="begin"/>
+            </w:r>
+            <w:r>
+              <w:rPr>
+                <w:noProof/>
+                <w:webHidden/>
+              </w:rPr>
+              <w:instrText xml:space="preserve"> PAGEREF _Toc233106206 \h </w:instrText>
+            </w:r>
+            <w:r>
+              <w:rPr>
+                <w:noProof/>
+                <w:webHidden/>
+              </w:rPr>
+            </w:r>
+            <w:r>
+              <w:rPr>
+                <w:noProof/>
+                <w:webHidden/>
+              </w:rPr>
+              <w:fldChar w:fldCharType="separate"/>
+            </w:r>
+            <w:r>
+              <w:rPr>
+                <w:noProof/>
+                <w:webHidden/>
+              </w:rPr>
+              <w:t>5</w:t>
+            </w:r>
+            <w:r>
+              <w:rPr>
+                <w:noProof/>
+                <w:webHidden/>
+              </w:rPr>
+              <w:fldChar w:fldCharType="end"/>
+            </w:r>
+          </w:hyperlink>
+        </w:p>
+        <w:p>
+          <w:pPr>
+            <w:pStyle w:val="TOC3"/>
+            <w:tabs>
+              <w:tab w:val="right" w:leader="dot" w:pos="9350"/>
+            </w:tabs>
+            <w:rPr>
+              <w:rFonts w:eastAsiaTheme="minorEastAsia"/>
+              <w:noProof/>
+            </w:rPr>
+          </w:pPr>
+          <w:hyperlink w:anchor="_Toc233106207" w:history="1">
+            <w:r>
+              <w:rPr>
+                <w:rStyle w:val="Hyperlink"/>
+                <w:noProof/>
+              </w:rPr>
+              <w:t>3rd Erosion — kernel (1,3)</w:t>
+            </w:r>
+            <w:r>
+              <w:rPr>
+                <w:noProof/>
+                <w:webHidden/>
+              </w:rPr>
+              <w:tab/>
+            </w:r>
+            <w:r>
+              <w:rPr>
+                <w:noProof/>
+                <w:webHidden/>
+              </w:rPr>
+              <w:fldChar w:fldCharType="begin"/>
+            </w:r>
+            <w:r>
+              <w:rPr>
+                <w:noProof/>
+                <w:webHidden/>
+              </w:rPr>
+              <w:instrText xml:space="preserve"> PAGEREF _Toc233106207 \h </w:instrText>
+            </w:r>
+            <w:r>
+              <w:rPr>
+                <w:noProof/>
+                <w:webHidden/>
+              </w:rPr>
+            </w:r>
+            <w:r>
+              <w:rPr>
+                <w:noProof/>
+                <w:webHidden/>
+              </w:rPr>
+              <w:fldChar w:fldCharType="separate"/>
+            </w:r>
+            <w:r>
+              <w:rPr>
+                <w:noProof/>
+                <w:webHidden/>
+              </w:rPr>
+              <w:t>5</w:t>
+            </w:r>
+            <w:r>
+              <w:rPr>
+                <w:noProof/>
+                <w:webHidden/>
+              </w:rPr>
+              <w:fldChar w:fldCharType="end"/>
+            </w:r>
+          </w:hyperlink>
+        </w:p>
+        <w:p>
+          <w:pPr>
+            <w:pStyle w:val="TOC3"/>
+            <w:tabs>
+              <w:tab w:val="right" w:leader="dot" w:pos="9350"/>
+            </w:tabs>
+            <w:rPr>
+              <w:rFonts w:eastAsiaTheme="minorEastAsia"/>
+              <w:noProof/>
+            </w:rPr>
+          </w:pPr>
+          <w:hyperlink w:anchor="_Toc233106208" w:history="1">
+            <w:r>
+              <w:rPr>
+                <w:rStyle w:val="Hyperlink"/>
+                <w:noProof/>
+              </w:rPr>
+              <w:t>4th Erosion — kernel (1,1)</w:t>
+            </w:r>
+            <w:r>
+              <w:rPr>
+                <w:noProof/>
+                <w:webHidden/>
+              </w:rPr>
+              <w:tab/>
+            </w:r>
+            <w:r>
+              <w:rPr>
+                <w:noProof/>
+                <w:webHidden/>
+              </w:rPr>
+              <w:fldChar w:fldCharType="begin"/>
+            </w:r>
+            <w:r>
+              <w:rPr>
+                <w:noProof/>
+                <w:webHidden/>
+              </w:rPr>
+              <w:instrText xml:space="preserve"> PAGEREF _Toc233106208 \h </w:instrText>
+            </w:r>
+            <w:r>
+              <w:rPr>
+                <w:noProof/>
+                <w:webHidden/>
+              </w:rPr>
+            </w:r>
+            <w:r>
+              <w:rPr>
+                <w:noProof/>
+                <w:webHidden/>
+              </w:rPr>
+              <w:fldChar w:fldCharType="separate"/>
+            </w:r>
+            <w:r>
+              <w:rPr>
+                <w:noProof/>
+                <w:webHidden/>
+              </w:rPr>
+              <w:t>5</w:t>
+            </w:r>
+            <w:r>
+              <w:rPr>
+                <w:noProof/>
+                <w:webHidden/>
+              </w:rPr>
+              <w:fldChar w:fldCharType="end"/>
+            </w:r>
+          </w:hyperlink>
+        </w:p>
+        <w:p>
+          <w:pPr>
+            <w:pStyle w:val="TOC3"/>
+            <w:tabs>
+              <w:tab w:val="right" w:leader="dot" w:pos="9350"/>
+            </w:tabs>
+            <w:rPr>
+              <w:rFonts w:eastAsiaTheme="minorEastAsia"/>
+              <w:noProof/>
+            </w:rPr>
+          </w:pPr>
+          <w:hyperlink w:anchor="_Toc233106209" w:history="1">
+            <w:r>
+              <w:rPr>
+                <w:rStyle w:val="Hyperlink"/>
+                <w:noProof/>
+              </w:rPr>
+              <w:t>Closing — kernel (3,3)</w:t>
+            </w:r>
+            <w:r>
+              <w:rPr>
+                <w:noProof/>
+                <w:webHidden/>
+              </w:rPr>
+              <w:tab/>
+            </w:r>
+            <w:r>
+              <w:rPr>
+                <w:noProof/>
+                <w:webHidden/>
+              </w:rPr>
+              <w:fldChar w:fldCharType="begin"/>
+            </w:r>
+            <w:r>
+              <w:rPr>
+                <w:noProof/>
+                <w:webHidden/>
+              </w:rPr>
+              <w:instrText xml:space="preserve"> PAGEREF _Toc233106209 \h </w:instrText>
+            </w:r>
+            <w:r>
+              <w:rPr>
+                <w:noProof/>
+                <w:webHidden/>
+              </w:rPr>
+            </w:r>
+            <w:r>
+              <w:rPr>
+                <w:noProof/>
+                <w:webHidden/>
+              </w:rPr>
+              <w:fldChar w:fldCharType="separate"/>
+            </w:r>
+            <w:r>
+              <w:rPr>
+                <w:noProof/>
+                <w:webHidden/>
+              </w:rPr>
+              <w:t>6</w:t>
+            </w:r>
+            <w:r>
+              <w:rPr>
+                <w:noProof/>
+                <w:webHidden/>
+              </w:rPr>
+              <w:fldChar w:fldCharType="end"/>
+            </w:r>
+          </w:hyperlink>
+        </w:p>
+        <w:p>
+          <w:pPr>
+            <w:pStyle w:val="TOC3"/>
+            <w:tabs>
+              <w:tab w:val="right" w:leader="dot" w:pos="9350"/>
+            </w:tabs>
+            <w:rPr>
+              <w:rFonts w:eastAsiaTheme="minorEastAsia"/>
+              <w:noProof/>
+            </w:rPr>
+          </w:pPr>
+          <w:hyperlink w:anchor="_Toc233106210" w:history="1">
+            <w:r>
+              <w:rPr>
+                <w:rStyle w:val="Hyperlink"/>
+                <w:noProof/>
+              </w:rPr>
+              <w:t>Dilation — kernel (2,2)</w:t>
+            </w:r>
+            <w:r>
+              <w:rPr>
+                <w:noProof/>
+                <w:webHidden/>
+              </w:rPr>
+              <w:tab/>
+            </w:r>
+            <w:r>
+              <w:rPr>
+                <w:noProof/>
+                <w:webHidden/>
+              </w:rPr>
+              <w:fldChar w:fldCharType="begin"/>
+            </w:r>
+            <w:r>
+              <w:rPr>
+                <w:noProof/>
+                <w:webHidden/>
+              </w:rPr>
+              <w:instrText xml:space="preserve"> PAGEREF _Toc233106210 \h </w:instrText>
+            </w:r>
+            <w:r>
+              <w:rPr>
+                <w:noProof/>
+                <w:webHidden/>
+              </w:rPr>
+            </w:r>
+            <w:r>
+              <w:rPr>
+                <w:noProof/>
+                <w:webHidden/>
+              </w:rPr>
+              <w:fldChar w:fldCharType="separate"/>
+            </w:r>
+            <w:r>
+              <w:rPr>
+                <w:noProof/>
+                <w:webHidden/>
+              </w:rPr>
+              <w:t>6</w:t>
             </w:r>
             <w:r>
               <w:rPr>
@@ -961,23 +1653,12 @@
         <w:pStyle w:val="Heading1"/>
       </w:pPr>
     </w:p>
+    <w:p/>
     <w:p>
       <w:pPr>
         <w:pStyle w:val="Heading1"/>
       </w:pPr>
-    </w:p>
-    <w:p>
-      <w:pPr>
-        <w:pStyle w:val="Heading1"/>
-      </w:pPr>
-    </w:p>
-    <w:p/>
-    <w:p/>
-    <w:p>
-      <w:pPr>
-        <w:pStyle w:val="Heading1"/>
-      </w:pPr>
-      <w:bookmarkStart w:id="0" w:name="_Toc232715847"/>
+      <w:bookmarkStart w:id="0" w:name="_Toc233106191"/>
       <w:r>
         <w:lastRenderedPageBreak/>
         <w:t>Morphological Operations</w:t>
@@ -988,7 +1669,7 @@
       <w:pPr>
         <w:pStyle w:val="Heading2"/>
       </w:pPr>
-      <w:bookmarkStart w:id="1" w:name="_Toc232715848"/>
+      <w:bookmarkStart w:id="1" w:name="_Toc233106192"/>
       <w:r>
         <w:t>Erosion</w:t>
       </w:r>
@@ -1030,7 +1711,7 @@
       <w:pPr>
         <w:pStyle w:val="Heading2"/>
       </w:pPr>
-      <w:bookmarkStart w:id="2" w:name="_Toc232715849"/>
+      <w:bookmarkStart w:id="2" w:name="_Toc233106193"/>
       <w:r>
         <w:t>Dilation</w:t>
       </w:r>
@@ -1072,7 +1753,7 @@
       <w:pPr>
         <w:pStyle w:val="Heading2"/>
       </w:pPr>
-      <w:bookmarkStart w:id="3" w:name="_Toc232715850"/>
+      <w:bookmarkStart w:id="3" w:name="_Toc233106194"/>
       <w:r>
         <w:t>Opening</w:t>
       </w:r>
@@ -1120,7 +1801,7 @@
       <w:pPr>
         <w:pStyle w:val="Heading2"/>
       </w:pPr>
-      <w:bookmarkStart w:id="4" w:name="_Toc232715851"/>
+      <w:bookmarkStart w:id="4" w:name="_Toc233106195"/>
       <w:r>
         <w:lastRenderedPageBreak/>
         <w:t>Closing</w:t>
@@ -1172,7 +1853,7 @@
           <w:rFonts w:asciiTheme="minorHAnsi" w:hAnsiTheme="minorHAnsi" w:cstheme="minorHAnsi"/>
         </w:rPr>
       </w:pPr>
-      <w:bookmarkStart w:id="5" w:name="_Toc232715852"/>
+      <w:bookmarkStart w:id="5" w:name="_Toc233106196"/>
       <w:r>
         <w:rPr>
           <w:rFonts w:asciiTheme="minorHAnsi" w:hAnsiTheme="minorHAnsi" w:cstheme="minorHAnsi"/>
@@ -1190,7 +1871,7 @@
       <w:pPr>
         <w:pStyle w:val="Heading2"/>
       </w:pPr>
-      <w:bookmarkStart w:id="6" w:name="_Toc232715853"/>
+      <w:bookmarkStart w:id="6" w:name="_Toc233106197"/>
       <w:r>
         <w:t>Morphological Gradient</w:t>
       </w:r>
@@ -1205,7 +1886,7 @@
       <w:pPr>
         <w:pStyle w:val="Heading2"/>
       </w:pPr>
-      <w:bookmarkStart w:id="7" w:name="_Toc232715854"/>
+      <w:bookmarkStart w:id="7" w:name="_Toc233106198"/>
       <w:r>
         <w:t>Top-Hat Transform</w:t>
       </w:r>
@@ -1225,7 +1906,7 @@
       <w:pPr>
         <w:pStyle w:val="Heading3"/>
       </w:pPr>
-      <w:bookmarkStart w:id="8" w:name="_Toc232715855"/>
+      <w:bookmarkStart w:id="8" w:name="_Toc233106199"/>
       <w:r>
         <w:t>White Top-Hat Transform:</w:t>
       </w:r>
@@ -1245,7 +1926,7 @@
       <w:pPr>
         <w:pStyle w:val="Heading3"/>
       </w:pPr>
-      <w:bookmarkStart w:id="9" w:name="_Toc232715856"/>
+      <w:bookmarkStart w:id="9" w:name="_Toc233106200"/>
       <w:r>
         <w:t>Black</w:t>
       </w:r>
@@ -1259,19 +1940,7 @@
         <w:t>Black</w:t>
       </w:r>
       <w:r>
-        <w:t xml:space="preserve"> Top-Hat</w:t>
-      </w:r>
-      <w:r>
-        <w:t xml:space="preserve"> </w:t>
-      </w:r>
-      <w:r>
-        <w:t>=</w:t>
-      </w:r>
-      <w:r>
-        <w:t xml:space="preserve"> closing image - </w:t>
-      </w:r>
-      <w:r>
-        <w:t xml:space="preserve">Original image </w:t>
+        <w:t xml:space="preserve"> Top-Hat = closing image - Original image </w:t>
       </w:r>
     </w:p>
     <w:p>
@@ -1283,7 +1952,7 @@
       <w:pPr>
         <w:pStyle w:val="Heading2"/>
       </w:pPr>
-      <w:bookmarkStart w:id="10" w:name="_Toc232715857"/>
+      <w:bookmarkStart w:id="10" w:name="_Toc233106201"/>
       <w:r>
         <w:t>Skeletonization</w:t>
       </w:r>
@@ -1339,7 +2008,7 @@
       <w:pPr>
         <w:pStyle w:val="Heading2"/>
       </w:pPr>
-      <w:bookmarkStart w:id="11" w:name="_Toc232715858"/>
+      <w:bookmarkStart w:id="11" w:name="_Toc233106202"/>
       <w:r>
         <w:t>Thinning</w:t>
       </w:r>
@@ -1380,13 +2049,14 @@
         <w:t>Multiple Passes: Thinning often requires multiple passes over the image, with different criteria for each pass, to ensure that the object is reduced to a one-pixel-wide line.</w:t>
       </w:r>
     </w:p>
+    <w:p/>
     <w:p>
       <w:pPr>
         <w:pStyle w:val="Heading1"/>
       </w:pPr>
-      <w:bookmarkStart w:id="12" w:name="_Toc232715859"/>
-      <w:r>
-        <w:t>Structuring Element</w:t>
+      <w:bookmarkStart w:id="12" w:name="_Toc233106203"/>
+      <w:r>
+        <w:t>Implementation</w:t>
       </w:r>
       <w:bookmarkEnd w:id="12"/>
       <w:r>
@@ -1394,11 +2064,188 @@
       </w:r>
     </w:p>
     <w:p>
-      <w:r>
-        <w:t>A structuring element is a matrix used in morphological operations to define the neighborhood or pattern of pixels that are processed together.</w:t>
-      </w:r>
-    </w:p>
-    <w:p/>
+      <w:pPr>
+        <w:pStyle w:val="Heading2"/>
+      </w:pPr>
+      <w:bookmarkStart w:id="13" w:name="_Toc233106204"/>
+      <w:r>
+        <w:t>Step-by-step Analysis</w:t>
+      </w:r>
+      <w:bookmarkEnd w:id="13"/>
+    </w:p>
+    <w:p>
+      <w:r>
+        <w:t>I</w:t>
+      </w:r>
+      <w:r>
+        <w:t xml:space="preserve"> used erosion </w:t>
+      </w:r>
+      <w:r>
+        <w:t>4</w:t>
+      </w:r>
+      <w:r>
+        <w:t xml:space="preserve"> times total </w:t>
+      </w:r>
+      <w:r>
+        <w:t>(</w:t>
+      </w:r>
+      <w:r>
+        <w:t>4th, and one dilation + one closing). Let's go through each:</w:t>
+      </w:r>
+    </w:p>
+    <w:p>
+      <w:pPr>
+        <w:pStyle w:val="Heading3"/>
+      </w:pPr>
+      <w:bookmarkStart w:id="14" w:name="_Toc233106205"/>
+      <w:r>
+        <w:t>1st Erosion — kernel (2,1)</w:t>
+      </w:r>
+      <w:bookmarkEnd w:id="14"/>
+    </w:p>
+    <w:p>
+      <w:r>
+        <w:rPr>
+          <w:b/>
+          <w:bCs/>
+        </w:rPr>
+        <w:t>Result:</w:t>
+      </w:r>
+      <w:r>
+        <w:t xml:space="preserve"> Small horizontal noise </w:t>
+      </w:r>
+      <w:r>
+        <w:t>gets</w:t>
+      </w:r>
+      <w:r>
+        <w:t xml:space="preserve"> removed; vertical structures get slightly thinner.</w:t>
+      </w:r>
+    </w:p>
+    <w:p>
+      <w:pPr>
+        <w:pStyle w:val="Heading3"/>
+      </w:pPr>
+      <w:bookmarkStart w:id="15" w:name="_Toc233106206"/>
+      <w:r>
+        <w:t>2nd Erosion — kernel (1,2)</w:t>
+      </w:r>
+      <w:bookmarkEnd w:id="15"/>
+    </w:p>
+    <w:p>
+      <w:r>
+        <w:rPr>
+          <w:b/>
+          <w:bCs/>
+        </w:rPr>
+        <w:t>Result:</w:t>
+      </w:r>
+      <w:r>
+        <w:t xml:space="preserve"> Vertical noise lines get cleaned; horizontal edges (like eyebrows, mustache, hat edge) get thinner.</w:t>
+      </w:r>
+    </w:p>
+    <w:p>
+      <w:pPr>
+        <w:pStyle w:val="Heading3"/>
+      </w:pPr>
+      <w:bookmarkStart w:id="16" w:name="_Toc233106207"/>
+      <w:r>
+        <w:t>3rd Erosion — kernel (1,3)</w:t>
+      </w:r>
+      <w:bookmarkEnd w:id="16"/>
+    </w:p>
+    <w:p>
+      <w:r>
+        <w:rPr>
+          <w:b/>
+          <w:bCs/>
+        </w:rPr>
+        <w:t>Result:</w:t>
+      </w:r>
+      <w:r>
+        <w:t xml:space="preserve"> More horizontal smoothing/thinning; image starts losing fine detail if applied too aggressively (this combined with the previous 2 erosions is what caused those visible "streaks" in your earlier output).</w:t>
+      </w:r>
+    </w:p>
+    <w:p>
+      <w:pPr>
+        <w:pStyle w:val="Heading3"/>
+      </w:pPr>
+      <w:bookmarkStart w:id="17" w:name="_Toc233106208"/>
+      <w:r>
+        <w:t>4th Erosion — kernel (1,1)</w:t>
+      </w:r>
+      <w:bookmarkEnd w:id="17"/>
+    </w:p>
+    <w:p>
+      <w:r>
+        <w:rPr>
+          <w:b/>
+          <w:bCs/>
+        </w:rPr>
+        <w:t>Result:</w:t>
+      </w:r>
+      <w:r>
+        <w:t xml:space="preserve"> Small horizontal noise specks get removed; vertical structures get slightly thinner.</w:t>
+      </w:r>
+    </w:p>
+    <w:p>
+      <w:pPr>
+        <w:pStyle w:val="Heading3"/>
+      </w:pPr>
+      <w:bookmarkStart w:id="18" w:name="_Toc233106209"/>
+      <w:r>
+        <w:lastRenderedPageBreak/>
+        <w:t>Closing — kernel (3,3)</w:t>
+      </w:r>
+      <w:bookmarkEnd w:id="18"/>
+    </w:p>
+    <w:p>
+      <w:r>
+        <w:rPr>
+          <w:b/>
+          <w:bCs/>
+        </w:rPr>
+        <w:t>Result:</w:t>
+      </w:r>
+      <w:r>
+        <w:t xml:space="preserve"> Edges that got fragmented by erosion get patched back together; small dark noise specks inside bright regions get filled.</w:t>
+      </w:r>
+    </w:p>
+    <w:p>
+      <w:pPr>
+        <w:pStyle w:val="Heading3"/>
+      </w:pPr>
+      <w:bookmarkStart w:id="19" w:name="_Toc233106210"/>
+      <w:r>
+        <w:t>Dilation — kernel (2,2)</w:t>
+      </w:r>
+      <w:bookmarkEnd w:id="19"/>
+    </w:p>
+    <w:p>
+      <w:r>
+        <w:rPr>
+          <w:b/>
+          <w:bCs/>
+        </w:rPr>
+        <w:t>Result:</w:t>
+      </w:r>
+      <w:r>
+        <w:t xml:space="preserve"> Slightly thickens lines and edges, balancing out the over-thinning from the 3 erosion passes.</w:t>
+      </w:r>
+    </w:p>
+    <w:p>
+      <w:r>
+        <w:t xml:space="preserve">Overall effect of this whole sequence: </w:t>
+      </w:r>
+      <w:r>
+        <w:t>4</w:t>
+      </w:r>
+      <w:r>
+        <w:t xml:space="preserve"> directional erosions strip noise but over real edges → closing patches the resulting gaps → final dilation restores some thickness. This is a valid noise-cleaning strategy</w:t>
+      </w:r>
+      <w:r>
+        <w:t>.</w:t>
+      </w:r>
+    </w:p>
     <w:p/>
     <w:p/>
     <w:sectPr>
@@ -2880,7 +3727,7 @@
   <w:style w:type="paragraph" w:default="1" w:styleId="Normal">
     <w:name w:val="Normal"/>
     <w:qFormat/>
-    <w:rsid w:val="005414DD"/>
+    <w:rsid w:val="00FF779A"/>
   </w:style>
   <w:style w:type="paragraph" w:styleId="Heading1">
     <w:name w:val="heading 1"/>
